--- a/data/human_paras/human_para_121.docx
+++ b/data/human_paras/human_para_121.docx
@@ -4,7 +4,7 @@
   <w:body>
     <w:p>
       <w:r>
-        <w:t>Johari Window is a tool that helps people to people in better understand themselves. It also improves group members' mutual understanding. Furthermore, the model enables an individual to better understand how others perceive them. It relies on the trust you access by opening up personal information to friends. Furthermore, it allows you to learn more about yourself as a result of their feedback (Ref-u096290). The Johari window model consists of four squares, which are also known as window panes. They work together to help one develop a complete awareness of oneself.</w:t>
+        <w:t>Someone may put in place the Johari Window prototypical by using the adjectives that describe them. It is an advantage to employ many adjectives as you can. The same adjectives are then used to describe the team's other members. So, in case there are four members of the same team, the adjectives should be used for each one of them (Ref-f474711). This stage is very important for equal evaluation. Subsequently that, the words are designed on the Johari window system.</w:t>
       </w:r>
     </w:p>
     <w:sectPr>
